--- a/shopping-cart-spring-boot-main/target/classes/templates/docx/doc_7.docx
+++ b/shopping-cart-spring-boot-main/target/classes/templates/docx/doc_7.docx
@@ -707,7 +707,70 @@
           <w:cs/>
           <w:lang w:bidi="th-TH"/>
         </w:rPr>
-        <w:t>)ชำนาญ</w:t>
+        <w:t>)</w:t>
+      </w:r>
+      <w:r>
+        <w:rPr>
+          <w:rFonts w:ascii="TH Sarabun New" w:hAnsi="TH Sarabun New" w:cs="TH Sarabun New"/>
+          <w:color w:val="000000" w:themeColor="text1"/>
+          <w:sz w:val="32"/>
+          <w:szCs w:val="32"/>
+          <w:lang w:bidi="th-TH"/>
+        </w:rPr>
+        <w:t xml:space="preserve"> </w:t>
+      </w:r>
+      <w:r>
+        <w:rPr>
+          <w:rFonts w:ascii="TH Sarabun New" w:hAnsi="TH Sarabun New" w:cs="TH Sarabun New"/>
+          <w:color w:val="000000" w:themeColor="text1"/>
+          <w:sz w:val="32"/>
+          <w:szCs w:val="32"/>
+          <w:cs/>
+          <w:lang w:bidi="th-TH"/>
+        </w:rPr>
+        <w:t xml:space="preserve"> </w:t>
+      </w:r>
+      <w:r>
+        <w:rPr>
+          <w:rFonts w:ascii="TH Sarabun New" w:hAnsi="TH Sarabun New" w:cs="TH Sarabun New"/>
+          <w:color w:val="000000" w:themeColor="text1"/>
+          <w:sz w:val="32"/>
+          <w:szCs w:val="32"/>
+          <w:lang w:bidi="th-TH"/>
+        </w:rPr>
+        <w:t xml:space="preserve">    </w:t>
+      </w:r>
+      <w:r>
+        <w:rPr>
+          <w:rFonts w:ascii="TH Sarabun New" w:hAnsi="TH Sarabun New" w:cs="TH Sarabun New"/>
+          <w:color w:val="000000" w:themeColor="text1"/>
+          <w:sz w:val="32"/>
+          <w:szCs w:val="32"/>
+          <w:cs/>
+          <w:lang w:bidi="th-TH"/>
+        </w:rPr>
+        <w:t xml:space="preserve"> </w:t>
+      </w:r>
+      <w:r>
+        <w:rPr>
+          <w:rFonts w:ascii="TH Sarabun New" w:hAnsi="TH Sarabun New" w:cs="TH Sarabun New"/>
+          <w:color w:val="000000" w:themeColor="text1"/>
+          <w:sz w:val="32"/>
+          <w:szCs w:val="32"/>
+          <w:lang w:bidi="th-TH"/>
+        </w:rPr>
+        <w:t xml:space="preserve"> </w:t>
+      </w:r>
+      <w:r>
+        <w:rPr>
+          <w:rFonts w:ascii="TH Sarabun New" w:hAnsi="TH Sarabun New" w:cs="TH Sarabun New" w:hint="cs"/>
+          <w:color w:val="000000" w:themeColor="text1"/>
+          <w:sz w:val="32"/>
+          <w:szCs w:val="32"/>
+          <w:cs/>
+          <w:lang w:bidi="th-TH"/>
+        </w:rPr>
+        <w:t>ชำนาญ</w:t>
       </w:r>
     </w:p>
     <w:p>
@@ -1203,17 +1266,7 @@
           <w:szCs w:val="32"/>
           <w:lang w:bidi="th-TH"/>
         </w:rPr>
-        <w:t>signed_</w:t>
-      </w:r>
-      <w:r>
-        <w:rPr>
-          <w:rFonts w:ascii="TH Sarabun New" w:hAnsi="TH Sarabun New" w:cs="TH Sarabun New"/>
-          <w:color w:val="000000" w:themeColor="text1"/>
-          <w:sz w:val="32"/>
-          <w:szCs w:val="32"/>
-          <w:lang w:bidi="th-TH"/>
-        </w:rPr>
-        <w:t>month</w:t>
+        <w:t>signed_month</w:t>
       </w:r>
       <w:proofErr w:type="spellEnd"/>
       <w:proofErr w:type="gramStart"/>
@@ -1313,17 +1366,7 @@
           <w:szCs w:val="32"/>
           <w:lang w:bidi="th-TH"/>
         </w:rPr>
-        <w:t>signed_</w:t>
-      </w:r>
-      <w:r>
-        <w:rPr>
-          <w:rFonts w:ascii="TH Sarabun New" w:hAnsi="TH Sarabun New" w:cs="TH Sarabun New"/>
-          <w:color w:val="000000" w:themeColor="text1"/>
-          <w:sz w:val="32"/>
-          <w:szCs w:val="32"/>
-          <w:lang w:bidi="th-TH"/>
-        </w:rPr>
-        <w:t>year</w:t>
+        <w:t>signed_year</w:t>
       </w:r>
       <w:proofErr w:type="spellEnd"/>
       <w:r>
@@ -1351,7 +1394,7 @@
     <w:p>
       <w:pPr>
         <w:rPr>
-          <w:rFonts w:ascii="TH Sarabun New" w:hAnsi="TH Sarabun New" w:cs="TH Sarabun New" w:hint="cs"/>
+          <w:rFonts w:ascii="TH Sarabun New" w:hAnsi="TH Sarabun New" w:cs="TH Sarabun New"/>
           <w:color w:val="000000" w:themeColor="text1"/>
           <w:sz w:val="32"/>
           <w:szCs w:val="32"/>
@@ -1786,6 +1829,7 @@
   <w:style w:type="character" w:default="1" w:styleId="DefaultParagraphFont">
     <w:name w:val="Default Paragraph Font"/>
     <w:uiPriority w:val="1"/>
+    <w:semiHidden/>
     <w:unhideWhenUsed/>
   </w:style>
   <w:style w:type="table" w:default="1" w:styleId="TableNormal">
